--- a/Dataset/generated_documents/maintenance/MNT_EVT-037.docx
+++ b/Dataset/generated_documents/maintenance/MNT_EVT-037.docx
@@ -37,7 +37,7 @@
           <w:b/>
           <w:sz w:val="32"/>
         </w:rPr>
-        <w:t>Emergency Maintenance Report</w:t>
+        <w:t>Corrective Maintenance Report</w:t>
       </w:r>
     </w:p>
     <w:p/>
@@ -77,7 +77,7 @@
           </w:tcPr>
           <w:p>
             <w:r>
-              <w:t>EB84E97C</w:t>
+              <w:t>8B216A8A</w:t>
             </w:r>
           </w:p>
         </w:tc>
@@ -209,7 +209,7 @@
           </w:tcPr>
           <w:p>
             <w:r>
-              <w:t>14-Jul-2026 20:10</w:t>
+              <w:t>15-Jul-2026 13:05</w:t>
             </w:r>
           </w:p>
         </w:tc>
@@ -619,12 +619,11 @@
     <w:p>
       <w:r>
         <w:br/>
-        <w:t>An unexpected equipment failure occurred on</w:t>
+        <w:t>During routine plant operation, equipment</w:t>
         <w:br/>
-        <w:t>Cooling Tower.</w:t>
+        <w:t>CT-101 (Cooling Tower)</w:t>
         <w:br/>
-        <w:br/>
-        <w:t>Observed Problem:</w:t>
+        <w:t>experienced the following issue:</w:t>
         <w:br/>
         <w:br/>
         <w:t>Instrument calibration</w:t>
@@ -642,19 +641,22 @@
     <w:p>
       <w:r>
         <w:br/>
-        <w:t>Inspection observations:</w:t>
+        <w:t>Inspection confirmed:</w:t>
         <w:br/>
         <w:br/>
-        <w:t>Root Cause Category:</w:t>
-        <w:br/>
+        <w:t>Failure Category :</w:t>
         <w:br/>
         <w:t>Instrumentation</w:t>
         <w:br/>
         <w:br/>
-        <w:t>Downtime:</w:t>
+        <w:t>Severity :</w:t>
+        <w:br/>
+        <w:t>Low</w:t>
         <w:br/>
         <w:br/>
-        <w:t>0 Hours</w:t>
+        <w:t>Priority :</w:t>
+        <w:br/>
+        <w:t>Low</w:t>
         <w:br/>
       </w:r>
     </w:p>
@@ -669,16 +671,16 @@
     <w:p>
       <w:r>
         <w:br/>
-        <w:t>Emergency maintenance carried out.</w:t>
-        <w:br/>
-        <w:br/>
-        <w:t>Action Taken:</w:t>
+        <w:t>Maintenance team performed:</w:t>
         <w:br/>
         <w:br/>
         <w:t>Calibrated</w:t>
         <w:br/>
         <w:br/>
-        <w:t>Equipment returned to service.</w:t>
+        <w:t>Equipment was tested after maintenance.</w:t>
+        <w:br/>
+        <w:br/>
+        <w:t>Performance restored successfully.</w:t>
         <w:br/>
       </w:r>
     </w:p>
@@ -705,7 +707,7 @@
     </w:p>
     <w:p>
       <w:r>
-        <w:t>Operator advised to monitor pressure readings for 48 hours.</w:t>
+        <w:t>Preventive maintenance interval should be reduced.</w:t>
       </w:r>
     </w:p>
     <w:p>
@@ -731,7 +733,7 @@
     </w:p>
     <w:p>
       <w:r>
-        <w:t>Torque Wrench</w:t>
+        <w:t>Hydraulic Jack</w:t>
       </w:r>
     </w:p>
     <w:p>
@@ -1177,7 +1179,7 @@
     </w:p>
     <w:p>
       <w:r>
-        <w:t>☐ Alignment Verified — Pending</w:t>
+        <w:t>☑ Alignment Verified</w:t>
       </w:r>
     </w:p>
     <w:p>
@@ -1196,7 +1198,7 @@
     </w:p>
     <w:p>
       <w:r>
-        <w:t>Increase preventive maintenance frequency.</w:t>
+        <w:t>Replace similar components during annual shutdown.</w:t>
       </w:r>
     </w:p>
     <w:p/>
